--- a/public/Soglasie-pravoobladatelya-PV-Sistema.docx
+++ b/public/Soglasie-pravoobladatelya-PV-Sistema.docx
@@ -18,9 +18,7 @@
         <w:t>И. Н. Басантаеву</w:t>
         <w:br/>
         <w:br/>
-        <w:t>Ипатовой ______________________________</w:t>
-        <w:br/>
-        <w:t>(ФИО полностью)</w:t>
+        <w:t>ИП Ипатовой Лилии Салаватовне</w:t>
       </w:r>
     </w:p>
     <w:p>
@@ -110,7 +108,7 @@
           <w:b w:val="0"/>
           <w:sz w:val="24"/>
         </w:rPr>
-        <w:t>Я, Ипатов Сергей Генадьевич, ИНН 026706779625, паспорт серии ______ № ____________, выдан ________________________________________ «____» __________ ______ г., код подразделения ______-______, зарегистрированный по адресу: ________________________________________________, являющийся обладателем исключительного права на программу для ЭВМ «ПВ-Система» (свидетельство о государственной регистрации программы для ЭВМ № 2026681414 от 14.07.2026, выданное Федеральной службой по интеллектуальной собственности; далее — «Программа»), в соответствии с пунктом 1 статьи 1238 Гражданского кодекса Российской Федерации настоящим подтверждаю следующее.</w:t>
+        <w:t>Я, Ипатов Сергей Генадьевич, ИНН 026706779625, паспорт 80 07 522761, выдан 07.06.2008 Отделом УФМС России по Республике Башкортостан в гор. Сибай, адрес: 453833, Республика Башкортостан, г. Сибай, ул. Куйбышева, д. 12/1, кв. 19, являющийся обладателем исключительного права на программу для ЭВМ «ПВ-Система» (свидетельство о государственной регистрации программы для ЭВМ № 2026681414 от 14.07.2026, выданное Федеральной службой по интеллектуальной собственности; далее — «Программа»), в соответствии с пунктом 1 статьи 1238 Гражданского кодекса Российской Федерации настоящим подтверждаю следующее.</w:t>
       </w:r>
     </w:p>
     <w:p>
@@ -124,7 +122,7 @@
           <w:b w:val="0"/>
           <w:sz w:val="24"/>
         </w:rPr>
-        <w:t>1. По лицензионному договору № ______ от «____» __________ 20___ г. я предоставил Ипатовой ______________________________ (далее — «Лицензиат») простую (неисключительную) лицензию на использование Программы с правом предоставления права использования Программы третьим лицам, в том числе с правом дальнейшего сублицензирования.</w:t>
+        <w:t>1. По лицензионному договору (с правом сублицензирования) № ______ от «____» __________ 2026 г. я предоставил индивидуальному предпринимателю Ипатовой Лилии Салаватовне (ОГРНИП 326028000140852, ИНН 026704655416; далее — «Лицензиат») простую (неисключительную) лицензию на использование Программы с правом предоставления права использования Программы третьим лицам, в том числе с правом дальнейшего сублицензирования.</w:t>
       </w:r>
     </w:p>
     <w:p>
@@ -138,7 +136,7 @@
           <w:b w:val="0"/>
           <w:sz w:val="24"/>
         </w:rPr>
-        <w:t>2. Я даю согласие на то, чтобы Автономная некоммерческая организация дополнительного профессионального образования «Учебный центр ГорГазНефть» (АНО ДПО «УЦГГН», ИНН 0268104892, КПП 026801001; далее — «Организация»), получившая право использования Программы от Лицензиата по сублицензионному договору № ______ от «____» __________ 20___ г., от своего имени заключала с третьими лицами (юридическими лицами, индивидуальными предпринимателями, образовательными и научными организациями, физическими лицами) сублицензионные договоры о предоставлении права использования Программы на следующих условиях:</w:t>
+        <w:t>2. Я даю согласие на то, чтобы Автономная некоммерческая организация дополнительного профессионального образования «Учебный центр ГорГазНефть» (АНО ДПО «УЦГГН», ИНН 0268104892, КПП 026801001; далее — «Организация»), получившая право использования Программы от Лицензиата по сублицензионному договору № ______ от «____» __________ 2026 г., от своего имени заключала с третьими лицами (юридическими лицами, индивидуальными предпринимателями, образовательными и научными организациями, физическими лицами) сублицензионные договоры о предоставлении права использования Программы на следующих условиях:</w:t>
       </w:r>
     </w:p>
     <w:p>
@@ -376,7 +374,7 @@
           <w:b w:val="0"/>
           <w:sz w:val="24"/>
         </w:rPr>
-        <w:t>Лицензиат                                   ____________________ / ______________ Ипатова /</w:t>
+        <w:t>Лицензиат                                   ____________________ / Л. С. Ипатова /</w:t>
       </w:r>
     </w:p>
     <w:p>
